--- a/bank/task_01/variant_50.docx
+++ b/bank/task_01/variant_50.docx
@@ -4,20 +4,18 @@
   <w:body>
     <w:p>
       <w:pPr>
-        <w:spacing w:before="100" w:beforeAutospacing="1" w:after="0" w:line="240" w:lineRule="auto"/>
+        <w:spacing w:beforeAutospacing="1"/>
         <w:ind w:left="360"/>
         <w:rPr>
-          <w:rFonts w:ascii="Cambria Math" w:eastAsia="Times New Roman" w:hAnsi="Cambria Math" w:cs="Segoe UI"/>
-          <w:sz w:val="24"/>
+          <w:rFonts w:eastAsia="Times New Roman"/>
           <w:szCs w:val="28"/>
           <w:lang w:eastAsia="ru-RU"/>
         </w:rPr>
       </w:pPr>
       <w:r>
         <w:rPr>
-          <w:rFonts w:ascii="Cambria Math" w:eastAsia="Times New Roman" w:hAnsi="Cambria Math" w:cs="Segoe UI"/>
+          <w:rFonts w:eastAsia="Times New Roman"/>
           <w:bCs/>
-          <w:sz w:val="24"/>
           <w:szCs w:val="28"/>
           <w:lang w:eastAsia="ru-RU"/>
         </w:rPr>
@@ -25,8 +23,7 @@
       </w:r>
       <w:r>
         <w:rPr>
-          <w:rFonts w:ascii="Cambria Math" w:eastAsia="Times New Roman" w:hAnsi="Cambria Math" w:cs="Segoe UI"/>
-          <w:sz w:val="24"/>
+          <w:rFonts w:eastAsia="Times New Roman"/>
           <w:szCs w:val="28"/>
           <w:lang w:eastAsia="ru-RU"/>
         </w:rPr>
@@ -37,9 +34,8 @@
           <m:fPr>
             <m:ctrlPr>
               <w:rPr>
-                <w:rFonts w:ascii="Cambria Math" w:eastAsia="Times New Roman" w:hAnsi="Cambria Math" w:cs="Times New Roman"/>
+                <w:rFonts w:ascii="Cambria Math" w:eastAsia="Times New Roman" w:hAnsi="Cambria Math"/>
                 <w:i/>
-                <w:sz w:val="24"/>
                 <w:szCs w:val="32"/>
                 <w:bdr w:val="none" w:sz="0" w:space="0" w:color="auto" w:frame="1"/>
                 <w:lang w:eastAsia="ru-RU"/>
@@ -49,8 +45,7 @@
           <m:num>
             <m:r>
               <w:rPr>
-                <w:rFonts w:ascii="Cambria Math" w:eastAsia="Times New Roman" w:hAnsi="Cambria Math" w:cs="Times New Roman"/>
-                <w:sz w:val="24"/>
+                <w:rFonts w:ascii="Cambria Math" w:eastAsia="Times New Roman" w:hAnsi="Cambria Math"/>
                 <w:szCs w:val="32"/>
                 <w:bdr w:val="none" w:sz="0" w:space="0" w:color="auto" w:frame="1"/>
                 <w:lang w:eastAsia="ru-RU"/>
@@ -61,8 +56,7 @@
           <m:den>
             <m:r>
               <w:rPr>
-                <w:rFonts w:ascii="Cambria Math" w:eastAsia="Times New Roman" w:hAnsi="Cambria Math" w:cs="Times New Roman"/>
-                <w:sz w:val="24"/>
+                <w:rFonts w:ascii="Cambria Math" w:eastAsia="Times New Roman" w:hAnsi="Cambria Math"/>
                 <w:szCs w:val="32"/>
                 <w:bdr w:val="none" w:sz="0" w:space="0" w:color="auto" w:frame="1"/>
                 <w:lang w:eastAsia="ru-RU"/>
@@ -76,22 +70,14 @@
     <w:p>
       <w:pPr>
         <w:rPr>
-          <w:rFonts w:ascii="Cambria Math" w:hAnsi="Cambria Math"/>
-          <w:sz w:val="24"/>
           <w:szCs w:val="28"/>
         </w:rPr>
       </w:pPr>
     </w:p>
-    <w:p>
-      <w:pPr>
-        <w:rPr>
-          <w:sz w:val="24"/>
-        </w:rPr>
-      </w:pPr>
-    </w:p>
+    <w:p/>
     <w:sectPr>
       <w:pgSz w:w="11906" w:h="16838"/>
-      <w:pgMar w:top="1134" w:right="850" w:bottom="1134" w:left="1701" w:header="708" w:footer="708" w:gutter="0"/>
+      <w:pgMar w:top="850" w:right="850" w:bottom="850" w:left="850" w:header="708" w:footer="708" w:gutter="0"/>
       <w:cols w:space="708"/>
       <w:docGrid w:linePitch="360"/>
     </w:sectPr>
@@ -497,6 +483,14 @@
   <w:style w:type="paragraph" w:default="1" w:styleId="a">
     <w:name w:val="Normal"/>
     <w:qFormat/>
+    <w:pPr>
+      <w:spacing w:after="0" w:line="240" w:lineRule="auto"/>
+      <w:jc w:val="both"/>
+    </w:pPr>
+    <w:rPr>
+      <w:rFonts w:ascii="Times New Roman" w:hAnsi="Times New Roman" w:cs="Times New Roman"/>
+      <w:sz w:val="24"/>
+    </w:rPr>
   </w:style>
   <w:style w:type="character" w:default="1" w:styleId="a0">
     <w:name w:val="Default Paragraph Font"/>
